--- a/tillsyn/A 44996-2025 tillsynsbegäran.docx
+++ b/tillsyn/A 44996-2025 tillsynsbegäran.docx
@@ -794,7 +794,7 @@
     <w:r>
       <w:tab/>
       <w:tab/>
-      <w:t>2025-11-15</w:t>
+      <w:t>2025-11-20</w:t>
       <w:br/>
       <w:br/>
     </w:r>

--- a/tillsyn/A 44996-2025 tillsynsbegäran.docx
+++ b/tillsyn/A 44996-2025 tillsynsbegäran.docx
@@ -794,7 +794,7 @@
     <w:r>
       <w:tab/>
       <w:tab/>
-      <w:t>2025-11-20</w:t>
+      <w:t>2025-11-21</w:t>
       <w:br/>
       <w:br/>
     </w:r>

--- a/tillsyn/A 44996-2025 tillsynsbegäran.docx
+++ b/tillsyn/A 44996-2025 tillsynsbegäran.docx
@@ -794,7 +794,7 @@
     <w:r>
       <w:tab/>
       <w:tab/>
-      <w:t>2025-11-21</w:t>
+      <w:t>2025-11-22</w:t>
       <w:br/>
       <w:br/>
     </w:r>

--- a/tillsyn/A 44996-2025 tillsynsbegäran.docx
+++ b/tillsyn/A 44996-2025 tillsynsbegäran.docx
@@ -794,7 +794,7 @@
     <w:r>
       <w:tab/>
       <w:tab/>
-      <w:t>2025-11-22</w:t>
+      <w:t>2025-11-23</w:t>
       <w:br/>
       <w:br/>
     </w:r>

--- a/tillsyn/A 44996-2025 tillsynsbegäran.docx
+++ b/tillsyn/A 44996-2025 tillsynsbegäran.docx
@@ -794,7 +794,7 @@
     <w:r>
       <w:tab/>
       <w:tab/>
-      <w:t>2025-11-23</w:t>
+      <w:t>2025-11-24</w:t>
       <w:br/>
       <w:br/>
     </w:r>

--- a/tillsyn/A 44996-2025 tillsynsbegäran.docx
+++ b/tillsyn/A 44996-2025 tillsynsbegäran.docx
@@ -794,7 +794,7 @@
     <w:r>
       <w:tab/>
       <w:tab/>
-      <w:t>2025-11-24</w:t>
+      <w:t>2025-11-25</w:t>
       <w:br/>
       <w:br/>
     </w:r>

--- a/tillsyn/A 44996-2025 tillsynsbegäran.docx
+++ b/tillsyn/A 44996-2025 tillsynsbegäran.docx
@@ -794,7 +794,7 @@
     <w:r>
       <w:tab/>
       <w:tab/>
-      <w:t>2025-11-25</w:t>
+      <w:t>2025-11-26</w:t>
       <w:br/>
       <w:br/>
     </w:r>

--- a/tillsyn/A 44996-2025 tillsynsbegäran.docx
+++ b/tillsyn/A 44996-2025 tillsynsbegäran.docx
@@ -794,7 +794,7 @@
     <w:r>
       <w:tab/>
       <w:tab/>
-      <w:t>2025-11-26</w:t>
+      <w:t>2025-11-27</w:t>
       <w:br/>
       <w:br/>
     </w:r>

--- a/tillsyn/A 44996-2025 tillsynsbegäran.docx
+++ b/tillsyn/A 44996-2025 tillsynsbegäran.docx
@@ -794,7 +794,7 @@
     <w:r>
       <w:tab/>
       <w:tab/>
-      <w:t>2025-11-27</w:t>
+      <w:t>2025-11-28</w:t>
       <w:br/>
       <w:br/>
     </w:r>

--- a/tillsyn/A 44996-2025 tillsynsbegäran.docx
+++ b/tillsyn/A 44996-2025 tillsynsbegäran.docx
@@ -794,7 +794,7 @@
     <w:r>
       <w:tab/>
       <w:tab/>
-      <w:t>2025-11-28</w:t>
+      <w:t>2025-11-29</w:t>
       <w:br/>
       <w:br/>
     </w:r>

--- a/tillsyn/A 44996-2025 tillsynsbegäran.docx
+++ b/tillsyn/A 44996-2025 tillsynsbegäran.docx
@@ -794,7 +794,7 @@
     <w:r>
       <w:tab/>
       <w:tab/>
-      <w:t>2025-11-29</w:t>
+      <w:t>2025-11-30</w:t>
       <w:br/>
       <w:br/>
     </w:r>

--- a/tillsyn/A 44996-2025 tillsynsbegäran.docx
+++ b/tillsyn/A 44996-2025 tillsynsbegäran.docx
@@ -794,7 +794,7 @@
     <w:r>
       <w:tab/>
       <w:tab/>
-      <w:t>2025-11-30</w:t>
+      <w:t>2025-12-01</w:t>
       <w:br/>
       <w:br/>
     </w:r>

--- a/tillsyn/A 44996-2025 tillsynsbegäran.docx
+++ b/tillsyn/A 44996-2025 tillsynsbegäran.docx
@@ -794,7 +794,7 @@
     <w:r>
       <w:tab/>
       <w:tab/>
-      <w:t>2025-12-01</w:t>
+      <w:t>2025-12-02</w:t>
       <w:br/>
       <w:br/>
     </w:r>

--- a/tillsyn/A 44996-2025 tillsynsbegäran.docx
+++ b/tillsyn/A 44996-2025 tillsynsbegäran.docx
@@ -794,7 +794,7 @@
     <w:r>
       <w:tab/>
       <w:tab/>
-      <w:t>2025-12-02</w:t>
+      <w:t>2025-12-03</w:t>
       <w:br/>
       <w:br/>
     </w:r>

--- a/tillsyn/A 44996-2025 tillsynsbegäran.docx
+++ b/tillsyn/A 44996-2025 tillsynsbegäran.docx
@@ -794,7 +794,7 @@
     <w:r>
       <w:tab/>
       <w:tab/>
-      <w:t>2025-12-03</w:t>
+      <w:t>2025-12-04</w:t>
       <w:br/>
       <w:br/>
     </w:r>

--- a/tillsyn/A 44996-2025 tillsynsbegäran.docx
+++ b/tillsyn/A 44996-2025 tillsynsbegäran.docx
@@ -794,7 +794,7 @@
     <w:r>
       <w:tab/>
       <w:tab/>
-      <w:t>2025-12-04</w:t>
+      <w:t>2025-12-05</w:t>
       <w:br/>
       <w:br/>
     </w:r>

--- a/tillsyn/A 44996-2025 tillsynsbegäran.docx
+++ b/tillsyn/A 44996-2025 tillsynsbegäran.docx
@@ -794,7 +794,7 @@
     <w:r>
       <w:tab/>
       <w:tab/>
-      <w:t>2025-12-05</w:t>
+      <w:t>2025-12-06</w:t>
       <w:br/>
       <w:br/>
     </w:r>

--- a/tillsyn/A 44996-2025 tillsynsbegäran.docx
+++ b/tillsyn/A 44996-2025 tillsynsbegäran.docx
@@ -794,7 +794,7 @@
     <w:r>
       <w:tab/>
       <w:tab/>
-      <w:t>2025-12-06</w:t>
+      <w:t>2025-12-07</w:t>
       <w:br/>
       <w:br/>
     </w:r>

--- a/tillsyn/A 44996-2025 tillsynsbegäran.docx
+++ b/tillsyn/A 44996-2025 tillsynsbegäran.docx
@@ -794,7 +794,7 @@
     <w:r>
       <w:tab/>
       <w:tab/>
-      <w:t>2025-12-07</w:t>
+      <w:t>2025-12-08</w:t>
       <w:br/>
       <w:br/>
     </w:r>

--- a/tillsyn/A 44996-2025 tillsynsbegäran.docx
+++ b/tillsyn/A 44996-2025 tillsynsbegäran.docx
@@ -794,7 +794,7 @@
     <w:r>
       <w:tab/>
       <w:tab/>
-      <w:t>2025-12-08</w:t>
+      <w:t>2025-12-09</w:t>
       <w:br/>
       <w:br/>
     </w:r>

--- a/tillsyn/A 44996-2025 tillsynsbegäran.docx
+++ b/tillsyn/A 44996-2025 tillsynsbegäran.docx
@@ -794,7 +794,7 @@
     <w:r>
       <w:tab/>
       <w:tab/>
-      <w:t>2025-12-09</w:t>
+      <w:t>2025-12-10</w:t>
       <w:br/>
       <w:br/>
     </w:r>

--- a/tillsyn/A 44996-2025 tillsynsbegäran.docx
+++ b/tillsyn/A 44996-2025 tillsynsbegäran.docx
@@ -794,7 +794,7 @@
     <w:r>
       <w:tab/>
       <w:tab/>
-      <w:t>2025-12-10</w:t>
+      <w:t>2025-12-11</w:t>
       <w:br/>
       <w:br/>
     </w:r>

--- a/tillsyn/A 44996-2025 tillsynsbegäran.docx
+++ b/tillsyn/A 44996-2025 tillsynsbegäran.docx
@@ -794,7 +794,7 @@
     <w:r>
       <w:tab/>
       <w:tab/>
-      <w:t>2025-12-11</w:t>
+      <w:t>2025-12-12</w:t>
       <w:br/>
       <w:br/>
     </w:r>

--- a/tillsyn/A 44996-2025 tillsynsbegäran.docx
+++ b/tillsyn/A 44996-2025 tillsynsbegäran.docx
@@ -794,7 +794,7 @@
     <w:r>
       <w:tab/>
       <w:tab/>
-      <w:t>2025-12-12</w:t>
+      <w:t>2025-12-13</w:t>
       <w:br/>
       <w:br/>
     </w:r>

--- a/tillsyn/A 44996-2025 tillsynsbegäran.docx
+++ b/tillsyn/A 44996-2025 tillsynsbegäran.docx
@@ -794,7 +794,7 @@
     <w:r>
       <w:tab/>
       <w:tab/>
-      <w:t>2025-12-19</w:t>
+      <w:t>2025-12-20</w:t>
       <w:br/>
       <w:br/>
     </w:r>

--- a/tillsyn/A 44996-2025 tillsynsbegäran.docx
+++ b/tillsyn/A 44996-2025 tillsynsbegäran.docx
@@ -794,7 +794,7 @@
     <w:r>
       <w:tab/>
       <w:tab/>
-      <w:t>2025-12-20</w:t>
+      <w:t>2025-12-21</w:t>
       <w:br/>
       <w:br/>
     </w:r>

--- a/tillsyn/A 44996-2025 tillsynsbegäran.docx
+++ b/tillsyn/A 44996-2025 tillsynsbegäran.docx
@@ -794,7 +794,7 @@
     <w:r>
       <w:tab/>
       <w:tab/>
-      <w:t>2025-12-21</w:t>
+      <w:t>2025-12-22</w:t>
       <w:br/>
       <w:br/>
     </w:r>

--- a/tillsyn/A 44996-2025 tillsynsbegäran.docx
+++ b/tillsyn/A 44996-2025 tillsynsbegäran.docx
@@ -794,7 +794,7 @@
     <w:r>
       <w:tab/>
       <w:tab/>
-      <w:t>2025-12-22</w:t>
+      <w:t>2025-12-26</w:t>
       <w:br/>
       <w:br/>
     </w:r>

--- a/tillsyn/A 44996-2025 tillsynsbegäran.docx
+++ b/tillsyn/A 44996-2025 tillsynsbegäran.docx
@@ -794,7 +794,7 @@
     <w:r>
       <w:tab/>
       <w:tab/>
-      <w:t>2025-12-26</w:t>
+      <w:t>2025-12-28</w:t>
       <w:br/>
       <w:br/>
     </w:r>

--- a/tillsyn/A 44996-2025 tillsynsbegäran.docx
+++ b/tillsyn/A 44996-2025 tillsynsbegäran.docx
@@ -794,7 +794,7 @@
     <w:r>
       <w:tab/>
       <w:tab/>
-      <w:t>2025-12-28</w:t>
+      <w:t>2025-12-29</w:t>
       <w:br/>
       <w:br/>
     </w:r>

--- a/tillsyn/A 44996-2025 tillsynsbegäran.docx
+++ b/tillsyn/A 44996-2025 tillsynsbegäran.docx
@@ -794,7 +794,7 @@
     <w:r>
       <w:tab/>
       <w:tab/>
-      <w:t>2025-12-29</w:t>
+      <w:t>2025-12-30</w:t>
       <w:br/>
       <w:br/>
     </w:r>

--- a/tillsyn/A 44996-2025 tillsynsbegäran.docx
+++ b/tillsyn/A 44996-2025 tillsynsbegäran.docx
@@ -794,7 +794,7 @@
     <w:r>
       <w:tab/>
       <w:tab/>
-      <w:t>2025-12-30</w:t>
+      <w:t>2025-12-31</w:t>
       <w:br/>
       <w:br/>
     </w:r>

--- a/tillsyn/A 44996-2025 tillsynsbegäran.docx
+++ b/tillsyn/A 44996-2025 tillsynsbegäran.docx
@@ -794,7 +794,7 @@
     <w:r>
       <w:tab/>
       <w:tab/>
-      <w:t>2025-12-31</w:t>
+      <w:t>2026-01-03</w:t>
       <w:br/>
       <w:br/>
     </w:r>

--- a/tillsyn/A 44996-2025 tillsynsbegäran.docx
+++ b/tillsyn/A 44996-2025 tillsynsbegäran.docx
@@ -794,7 +794,7 @@
     <w:r>
       <w:tab/>
       <w:tab/>
-      <w:t>2026-01-07</w:t>
+      <w:t>2026-01-08</w:t>
       <w:br/>
       <w:br/>
     </w:r>

--- a/tillsyn/A 44996-2025 tillsynsbegäran.docx
+++ b/tillsyn/A 44996-2025 tillsynsbegäran.docx
@@ -794,7 +794,7 @@
     <w:r>
       <w:tab/>
       <w:tab/>
-      <w:t>2026-01-08</w:t>
+      <w:t>2026-01-09</w:t>
       <w:br/>
       <w:br/>
     </w:r>

--- a/tillsyn/A 44996-2025 tillsynsbegäran.docx
+++ b/tillsyn/A 44996-2025 tillsynsbegäran.docx
@@ -794,7 +794,7 @@
     <w:r>
       <w:tab/>
       <w:tab/>
-      <w:t>2026-01-09</w:t>
+      <w:t>2026-01-10</w:t>
       <w:br/>
       <w:br/>
     </w:r>

--- a/tillsyn/A 44996-2025 tillsynsbegäran.docx
+++ b/tillsyn/A 44996-2025 tillsynsbegäran.docx
@@ -794,7 +794,7 @@
     <w:r>
       <w:tab/>
       <w:tab/>
-      <w:t>2026-01-10</w:t>
+      <w:t>2026-01-11</w:t>
       <w:br/>
       <w:br/>
     </w:r>

--- a/tillsyn/A 44996-2025 tillsynsbegäran.docx
+++ b/tillsyn/A 44996-2025 tillsynsbegäran.docx
@@ -794,7 +794,7 @@
     <w:r>
       <w:tab/>
       <w:tab/>
-      <w:t>2026-01-11</w:t>
+      <w:t>2026-01-12</w:t>
       <w:br/>
       <w:br/>
     </w:r>

--- a/tillsyn/A 44996-2025 tillsynsbegäran.docx
+++ b/tillsyn/A 44996-2025 tillsynsbegäran.docx
@@ -794,7 +794,7 @@
     <w:r>
       <w:tab/>
       <w:tab/>
-      <w:t>2026-01-12</w:t>
+      <w:t>2026-01-13</w:t>
       <w:br/>
       <w:br/>
     </w:r>

--- a/tillsyn/A 44996-2025 tillsynsbegäran.docx
+++ b/tillsyn/A 44996-2025 tillsynsbegäran.docx
@@ -794,7 +794,7 @@
     <w:r>
       <w:tab/>
       <w:tab/>
-      <w:t>2026-01-13</w:t>
+      <w:t>2026-01-14</w:t>
       <w:br/>
       <w:br/>
     </w:r>

--- a/tillsyn/A 44996-2025 tillsynsbegäran.docx
+++ b/tillsyn/A 44996-2025 tillsynsbegäran.docx
@@ -794,7 +794,7 @@
     <w:r>
       <w:tab/>
       <w:tab/>
-      <w:t>2026-01-14</w:t>
+      <w:t>2026-01-15</w:t>
       <w:br/>
       <w:br/>
     </w:r>

--- a/tillsyn/A 44996-2025 tillsynsbegäran.docx
+++ b/tillsyn/A 44996-2025 tillsynsbegäran.docx
@@ -794,7 +794,7 @@
     <w:r>
       <w:tab/>
       <w:tab/>
-      <w:t>2026-01-15</w:t>
+      <w:t>2026-01-16</w:t>
       <w:br/>
       <w:br/>
     </w:r>

--- a/tillsyn/A 44996-2025 tillsynsbegäran.docx
+++ b/tillsyn/A 44996-2025 tillsynsbegäran.docx
@@ -794,7 +794,7 @@
     <w:r>
       <w:tab/>
       <w:tab/>
-      <w:t>2026-01-16</w:t>
+      <w:t>2026-01-17</w:t>
       <w:br/>
       <w:br/>
     </w:r>

--- a/tillsyn/A 44996-2025 tillsynsbegäran.docx
+++ b/tillsyn/A 44996-2025 tillsynsbegäran.docx
@@ -794,7 +794,7 @@
     <w:r>
       <w:tab/>
       <w:tab/>
-      <w:t>2026-01-17</w:t>
+      <w:t>2026-01-18</w:t>
       <w:br/>
       <w:br/>
     </w:r>

--- a/tillsyn/A 44996-2025 tillsynsbegäran.docx
+++ b/tillsyn/A 44996-2025 tillsynsbegäran.docx
@@ -794,7 +794,7 @@
     <w:r>
       <w:tab/>
       <w:tab/>
-      <w:t>2026-01-18</w:t>
+      <w:t>2026-01-19</w:t>
       <w:br/>
       <w:br/>
     </w:r>

--- a/tillsyn/A 44996-2025 tillsynsbegäran.docx
+++ b/tillsyn/A 44996-2025 tillsynsbegäran.docx
@@ -794,7 +794,7 @@
     <w:r>
       <w:tab/>
       <w:tab/>
-      <w:t>2026-01-19</w:t>
+      <w:t>2026-01-20</w:t>
       <w:br/>
       <w:br/>
     </w:r>

--- a/tillsyn/A 44996-2025 tillsynsbegäran.docx
+++ b/tillsyn/A 44996-2025 tillsynsbegäran.docx
@@ -794,7 +794,7 @@
     <w:r>
       <w:tab/>
       <w:tab/>
-      <w:t>2026-01-20</w:t>
+      <w:t>2026-01-21</w:t>
       <w:br/>
       <w:br/>
     </w:r>

--- a/tillsyn/A 44996-2025 tillsynsbegäran.docx
+++ b/tillsyn/A 44996-2025 tillsynsbegäran.docx
@@ -794,7 +794,7 @@
     <w:r>
       <w:tab/>
       <w:tab/>
-      <w:t>2026-01-21</w:t>
+      <w:t>2026-01-23</w:t>
       <w:br/>
       <w:br/>
     </w:r>

--- a/tillsyn/A 44996-2025 tillsynsbegäran.docx
+++ b/tillsyn/A 44996-2025 tillsynsbegäran.docx
@@ -794,7 +794,7 @@
     <w:r>
       <w:tab/>
       <w:tab/>
-      <w:t>2026-01-23</w:t>
+      <w:t>2026-01-24</w:t>
       <w:br/>
       <w:br/>
     </w:r>

--- a/tillsyn/A 44996-2025 tillsynsbegäran.docx
+++ b/tillsyn/A 44996-2025 tillsynsbegäran.docx
@@ -794,7 +794,7 @@
     <w:r>
       <w:tab/>
       <w:tab/>
-      <w:t>2026-01-24</w:t>
+      <w:t>2026-01-25</w:t>
       <w:br/>
       <w:br/>
     </w:r>

--- a/tillsyn/A 44996-2025 tillsynsbegäran.docx
+++ b/tillsyn/A 44996-2025 tillsynsbegäran.docx
@@ -794,7 +794,7 @@
     <w:r>
       <w:tab/>
       <w:tab/>
-      <w:t>2026-01-25</w:t>
+      <w:t>2026-01-26</w:t>
       <w:br/>
       <w:br/>
     </w:r>

--- a/tillsyn/A 44996-2025 tillsynsbegäran.docx
+++ b/tillsyn/A 44996-2025 tillsynsbegäran.docx
@@ -794,7 +794,7 @@
     <w:r>
       <w:tab/>
       <w:tab/>
-      <w:t>2026-01-26</w:t>
+      <w:t>2026-01-27</w:t>
       <w:br/>
       <w:br/>
     </w:r>

--- a/tillsyn/A 44996-2025 tillsynsbegäran.docx
+++ b/tillsyn/A 44996-2025 tillsynsbegäran.docx
@@ -794,7 +794,7 @@
     <w:r>
       <w:tab/>
       <w:tab/>
-      <w:t>2026-01-27</w:t>
+      <w:t>2026-01-28</w:t>
       <w:br/>
       <w:br/>
     </w:r>

--- a/tillsyn/A 44996-2025 tillsynsbegäran.docx
+++ b/tillsyn/A 44996-2025 tillsynsbegäran.docx
@@ -960,7 +960,7 @@
     <w:r>
       <w:tab/>
       <w:tab/>
-      <w:t>2026-02-21</w:t>
+      <w:t>2026-02-22</w:t>
       <w:br/>
       <w:br/>
     </w:r>

--- a/tillsyn/A 44996-2025 tillsynsbegäran.docx
+++ b/tillsyn/A 44996-2025 tillsynsbegäran.docx
@@ -960,7 +960,7 @@
     <w:r>
       <w:tab/>
       <w:tab/>
-      <w:t>2026-02-22</w:t>
+      <w:t>2026-02-23</w:t>
       <w:br/>
       <w:br/>
     </w:r>

--- a/tillsyn/A 44996-2025 tillsynsbegäran.docx
+++ b/tillsyn/A 44996-2025 tillsynsbegäran.docx
@@ -960,7 +960,7 @@
     <w:r>
       <w:tab/>
       <w:tab/>
-      <w:t>2026-02-23</w:t>
+      <w:t>2026-02-24</w:t>
       <w:br/>
       <w:br/>
     </w:r>

--- a/tillsyn/A 44996-2025 tillsynsbegäran.docx
+++ b/tillsyn/A 44996-2025 tillsynsbegäran.docx
@@ -12,7 +12,7 @@
     </w:p>
     <w:p>
       <w:r>
-        <w:t>Detta dokument behandlar höga naturvärden i avverkningsanmälan A 44996-2025 i Örnsköldsviks kommun. Denna avverkningsanmälan inkom 2025-09-18 15:47:54 och omfattar 8,6 ha.</w:t>
+        <w:t>Detta dokument behandlar höga naturvärden i avverkningsanmälan A 44996-2025 i Örnsköldsviks kommun. Denna avverkningsanmälan inkom 2025-09-18 00:00:00 och omfattar 8,6 ha.</w:t>
       </w:r>
     </w:p>
     <w:p>
@@ -960,7 +960,7 @@
     <w:r>
       <w:tab/>
       <w:tab/>
-      <w:t>2026-02-24</w:t>
+      <w:t>2026-02-25</w:t>
       <w:br/>
       <w:br/>
     </w:r>

--- a/tillsyn/A 44996-2025 tillsynsbegäran.docx
+++ b/tillsyn/A 44996-2025 tillsynsbegäran.docx
@@ -960,7 +960,7 @@
     <w:r>
       <w:tab/>
       <w:tab/>
-      <w:t>2026-02-25</w:t>
+      <w:t>2026-02-26</w:t>
       <w:br/>
       <w:br/>
     </w:r>

--- a/tillsyn/A 44996-2025 tillsynsbegäran.docx
+++ b/tillsyn/A 44996-2025 tillsynsbegäran.docx
@@ -960,7 +960,7 @@
     <w:r>
       <w:tab/>
       <w:tab/>
-      <w:t>2026-02-26</w:t>
+      <w:t>2026-02-28</w:t>
       <w:br/>
       <w:br/>
     </w:r>

--- a/tillsyn/A 44996-2025 tillsynsbegäran.docx
+++ b/tillsyn/A 44996-2025 tillsynsbegäran.docx
@@ -960,7 +960,7 @@
     <w:r>
       <w:tab/>
       <w:tab/>
-      <w:t>2026-02-28</w:t>
+      <w:t>2026-03-01</w:t>
       <w:br/>
       <w:br/>
     </w:r>

--- a/tillsyn/A 44996-2025 tillsynsbegäran.docx
+++ b/tillsyn/A 44996-2025 tillsynsbegäran.docx
@@ -960,7 +960,7 @@
     <w:r>
       <w:tab/>
       <w:tab/>
-      <w:t>2026-03-01</w:t>
+      <w:t>2026-03-02</w:t>
       <w:br/>
       <w:br/>
     </w:r>

--- a/tillsyn/A 44996-2025 tillsynsbegäran.docx
+++ b/tillsyn/A 44996-2025 tillsynsbegäran.docx
@@ -35,7 +35,7 @@
     </w:p>
     <w:p>
       <w:r>
-        <w:t>I avverkningsanmälan har följande 8 naturvårdsarter hittats: knärot (VU, §8), rynkskinn (VU), Leptoporus mollis (NT), tretåig hackspett (NT, §4), ullticka (NT), skinnlav (S), vedticka (S) och revlummer (§9). Av dessa är 5 rödlistade. För rödlistade arter har rödlistekategorin angivits inom parentes. Arter som är signalarter enligt Skogsstyrelsen har markerats med (S). För fridlysta arter anges även paragrafen i Artskyddsförordningen som arten är fridlyst enligt.</w:t>
+        <w:t>I avverkningsanmälan har följande 8 naturvårdsarter hittats: knärot (VU, §8), rynkskinn (VU), kötticka (NT), tretåig hackspett (NT, §4), ullticka (NT), skinnlav (S), vedticka (S) och revlummer (§9). Av dessa är 5 rödlistade. För rödlistade arter har rödlistekategorin angivits inom parentes. Arter som är signalarter enligt Skogsstyrelsen har markerats med (S). För fridlysta arter anges även paragrafen i Artskyddsförordningen som arten är fridlyst enligt.</w:t>
       </w:r>
     </w:p>
     <w:p>
@@ -94,15 +94,8 @@
       <w:r>
         <w:rPr>
           <w:b/>
-          <w:i/>
         </w:rPr>
-        <w:t xml:space="preserve">Leptoporus mollis </w:t>
-      </w:r>
-      <w:r>
-        <w:rPr>
-          <w:b/>
-        </w:rPr>
-        <w:t>(NT)</w:t>
+        <w:t>Kötticka (NT)</w:t>
       </w:r>
       <w:r>
         <w:t xml:space="preserve"> är granens kötticka och har klassificerats som ”gammelskogsindikator”, då den förekommer med ett tydligt optimum i äldre barrskogar, främst fuktiga granskogar. Den har högst signalvärde söder om den naturliga norrlandsgränsen </w:t>
@@ -960,7 +953,7 @@
     <w:r>
       <w:tab/>
       <w:tab/>
-      <w:t>2026-03-02</w:t>
+      <w:t>2026-03-03</w:t>
       <w:br/>
       <w:br/>
     </w:r>

--- a/tillsyn/A 44996-2025 tillsynsbegäran.docx
+++ b/tillsyn/A 44996-2025 tillsynsbegäran.docx
@@ -953,7 +953,7 @@
     <w:r>
       <w:tab/>
       <w:tab/>
-      <w:t>2026-03-03</w:t>
+      <w:t>2026-03-04</w:t>
       <w:br/>
       <w:br/>
     </w:r>

--- a/tillsyn/A 44996-2025 tillsynsbegäran.docx
+++ b/tillsyn/A 44996-2025 tillsynsbegäran.docx
@@ -953,7 +953,7 @@
     <w:r>
       <w:tab/>
       <w:tab/>
-      <w:t>2026-03-04</w:t>
+      <w:t>2026-03-05</w:t>
       <w:br/>
       <w:br/>
     </w:r>

--- a/tillsyn/A 44996-2025 tillsynsbegäran.docx
+++ b/tillsyn/A 44996-2025 tillsynsbegäran.docx
@@ -953,7 +953,7 @@
     <w:r>
       <w:tab/>
       <w:tab/>
-      <w:t>2026-03-05</w:t>
+      <w:t>2026-03-06</w:t>
       <w:br/>
       <w:br/>
     </w:r>

--- a/tillsyn/A 44996-2025 tillsynsbegäran.docx
+++ b/tillsyn/A 44996-2025 tillsynsbegäran.docx
@@ -953,7 +953,7 @@
     <w:r>
       <w:tab/>
       <w:tab/>
-      <w:t>2026-03-06</w:t>
+      <w:t>2026-03-07</w:t>
       <w:br/>
       <w:br/>
     </w:r>

--- a/tillsyn/A 44996-2025 tillsynsbegäran.docx
+++ b/tillsyn/A 44996-2025 tillsynsbegäran.docx
@@ -953,7 +953,7 @@
     <w:r>
       <w:tab/>
       <w:tab/>
-      <w:t>2026-03-13</w:t>
+      <w:t>2026-03-16</w:t>
       <w:br/>
       <w:br/>
     </w:r>

--- a/tillsyn/A 44996-2025 tillsynsbegäran.docx
+++ b/tillsyn/A 44996-2025 tillsynsbegäran.docx
@@ -953,7 +953,7 @@
     <w:r>
       <w:tab/>
       <w:tab/>
-      <w:t>2026-03-16</w:t>
+      <w:t>2026-03-17</w:t>
       <w:br/>
       <w:br/>
     </w:r>

--- a/tillsyn/A 44996-2025 tillsynsbegäran.docx
+++ b/tillsyn/A 44996-2025 tillsynsbegäran.docx
@@ -953,7 +953,7 @@
     <w:r>
       <w:tab/>
       <w:tab/>
-      <w:t>2026-03-17</w:t>
+      <w:t>2026-03-18</w:t>
       <w:br/>
       <w:br/>
     </w:r>

--- a/tillsyn/A 44996-2025 tillsynsbegäran.docx
+++ b/tillsyn/A 44996-2025 tillsynsbegäran.docx
@@ -953,7 +953,7 @@
     <w:r>
       <w:tab/>
       <w:tab/>
-      <w:t>2026-03-18</w:t>
+      <w:t>2026-03-19</w:t>
       <w:br/>
       <w:br/>
     </w:r>

--- a/tillsyn/A 44996-2025 tillsynsbegäran.docx
+++ b/tillsyn/A 44996-2025 tillsynsbegäran.docx
@@ -953,7 +953,7 @@
     <w:r>
       <w:tab/>
       <w:tab/>
-      <w:t>2026-03-19</w:t>
+      <w:t>2026-03-20</w:t>
       <w:br/>
       <w:br/>
     </w:r>

--- a/tillsyn/A 44996-2025 tillsynsbegäran.docx
+++ b/tillsyn/A 44996-2025 tillsynsbegäran.docx
@@ -953,7 +953,7 @@
     <w:r>
       <w:tab/>
       <w:tab/>
-      <w:t>2026-03-20</w:t>
+      <w:t>2026-03-21</w:t>
       <w:br/>
       <w:br/>
     </w:r>

--- a/tillsyn/A 44996-2025 tillsynsbegäran.docx
+++ b/tillsyn/A 44996-2025 tillsynsbegäran.docx
@@ -953,7 +953,7 @@
     <w:r>
       <w:tab/>
       <w:tab/>
-      <w:t>2026-03-21</w:t>
+      <w:t>2026-03-22</w:t>
       <w:br/>
       <w:br/>
     </w:r>

--- a/tillsyn/A 44996-2025 tillsynsbegäran.docx
+++ b/tillsyn/A 44996-2025 tillsynsbegäran.docx
@@ -953,7 +953,7 @@
     <w:r>
       <w:tab/>
       <w:tab/>
-      <w:t>2026-03-22</w:t>
+      <w:t>2026-03-23</w:t>
       <w:br/>
       <w:br/>
     </w:r>

--- a/tillsyn/A 44996-2025 tillsynsbegäran.docx
+++ b/tillsyn/A 44996-2025 tillsynsbegäran.docx
@@ -953,7 +953,7 @@
     <w:r>
       <w:tab/>
       <w:tab/>
-      <w:t>2026-03-23</w:t>
+      <w:t>2026-03-24</w:t>
       <w:br/>
       <w:br/>
     </w:r>

--- a/tillsyn/A 44996-2025 tillsynsbegäran.docx
+++ b/tillsyn/A 44996-2025 tillsynsbegäran.docx
@@ -953,7 +953,7 @@
     <w:r>
       <w:tab/>
       <w:tab/>
-      <w:t>2026-03-24</w:t>
+      <w:t>2026-03-25</w:t>
       <w:br/>
       <w:br/>
     </w:r>

--- a/tillsyn/A 44996-2025 tillsynsbegäran.docx
+++ b/tillsyn/A 44996-2025 tillsynsbegäran.docx
@@ -953,7 +953,7 @@
     <w:r>
       <w:tab/>
       <w:tab/>
-      <w:t>2026-03-25</w:t>
+      <w:t>2026-03-26</w:t>
       <w:br/>
       <w:br/>
     </w:r>

--- a/tillsyn/A 44996-2025 tillsynsbegäran.docx
+++ b/tillsyn/A 44996-2025 tillsynsbegäran.docx
@@ -953,7 +953,7 @@
     <w:r>
       <w:tab/>
       <w:tab/>
-      <w:t>2026-03-26</w:t>
+      <w:t>2026-03-27</w:t>
       <w:br/>
       <w:br/>
     </w:r>

--- a/tillsyn/A 44996-2025 tillsynsbegäran.docx
+++ b/tillsyn/A 44996-2025 tillsynsbegäran.docx
@@ -953,7 +953,7 @@
     <w:r>
       <w:tab/>
       <w:tab/>
-      <w:t>2026-03-27</w:t>
+      <w:t>2026-03-28</w:t>
       <w:br/>
       <w:br/>
     </w:r>

--- a/tillsyn/A 44996-2025 tillsynsbegäran.docx
+++ b/tillsyn/A 44996-2025 tillsynsbegäran.docx
@@ -953,7 +953,7 @@
     <w:r>
       <w:tab/>
       <w:tab/>
-      <w:t>2026-03-28</w:t>
+      <w:t>2026-03-29</w:t>
       <w:br/>
       <w:br/>
     </w:r>

--- a/tillsyn/A 44996-2025 tillsynsbegäran.docx
+++ b/tillsyn/A 44996-2025 tillsynsbegäran.docx
@@ -953,7 +953,7 @@
     <w:r>
       <w:tab/>
       <w:tab/>
-      <w:t>2026-03-29</w:t>
+      <w:t>2026-03-30</w:t>
       <w:br/>
       <w:br/>
     </w:r>

--- a/tillsyn/A 44996-2025 tillsynsbegäran.docx
+++ b/tillsyn/A 44996-2025 tillsynsbegäran.docx
@@ -953,7 +953,7 @@
     <w:r>
       <w:tab/>
       <w:tab/>
-      <w:t>2026-03-30</w:t>
+      <w:t>2026-03-31</w:t>
       <w:br/>
       <w:br/>
     </w:r>

--- a/tillsyn/A 44996-2025 tillsynsbegäran.docx
+++ b/tillsyn/A 44996-2025 tillsynsbegäran.docx
@@ -953,7 +953,7 @@
     <w:r>
       <w:tab/>
       <w:tab/>
-      <w:t>2026-03-31</w:t>
+      <w:t>2026-04-01</w:t>
       <w:br/>
       <w:br/>
     </w:r>

--- a/tillsyn/A 44996-2025 tillsynsbegäran.docx
+++ b/tillsyn/A 44996-2025 tillsynsbegäran.docx
@@ -953,7 +953,7 @@
     <w:r>
       <w:tab/>
       <w:tab/>
-      <w:t>2026-04-01</w:t>
+      <w:t>2026-04-02</w:t>
       <w:br/>
       <w:br/>
     </w:r>

--- a/tillsyn/A 44996-2025 tillsynsbegäran.docx
+++ b/tillsyn/A 44996-2025 tillsynsbegäran.docx
@@ -953,7 +953,7 @@
     <w:r>
       <w:tab/>
       <w:tab/>
-      <w:t>2026-04-02</w:t>
+      <w:t>2026-04-03</w:t>
       <w:br/>
       <w:br/>
     </w:r>

--- a/tillsyn/A 44996-2025 tillsynsbegäran.docx
+++ b/tillsyn/A 44996-2025 tillsynsbegäran.docx
@@ -953,7 +953,7 @@
     <w:r>
       <w:tab/>
       <w:tab/>
-      <w:t>2026-04-03</w:t>
+      <w:t>2026-04-04</w:t>
       <w:br/>
       <w:br/>
     </w:r>

--- a/tillsyn/A 44996-2025 tillsynsbegäran.docx
+++ b/tillsyn/A 44996-2025 tillsynsbegäran.docx
@@ -953,7 +953,7 @@
     <w:r>
       <w:tab/>
       <w:tab/>
-      <w:t>2026-04-04</w:t>
+      <w:t>2026-04-05</w:t>
       <w:br/>
       <w:br/>
     </w:r>

--- a/tillsyn/A 44996-2025 tillsynsbegäran.docx
+++ b/tillsyn/A 44996-2025 tillsynsbegäran.docx
@@ -953,7 +953,7 @@
     <w:r>
       <w:tab/>
       <w:tab/>
-      <w:t>2026-04-05</w:t>
+      <w:t>2026-04-06</w:t>
       <w:br/>
       <w:br/>
     </w:r>

--- a/tillsyn/A 44996-2025 tillsynsbegäran.docx
+++ b/tillsyn/A 44996-2025 tillsynsbegäran.docx
@@ -115,10 +115,10 @@
         <w:rPr>
           <w:b/>
         </w:rPr>
-        <w:t>Rynkskinn (VU)</w:t>
-      </w:r>
-      <w:r>
-        <w:t xml:space="preserve">, rödlistad som sårbar, är en vednedbrytare som växer på grova granlågor och ingår i en karaktäristisk association av vedsvampar knutna till urskogsartade barrskogar. Den har klassificerats som en “urskogsindikator” och är placerad i toppen av Skogsstyrelsens värdepyramid för bedömning av skog med höga naturvärden. Allt tyder på att rynkskinn är mycket känslig för skogliga ingrepp. Rynkskinn är typisk art för </w:t>
+        <w:t>Rynkskinn (NT)</w:t>
+      </w:r>
+      <w:r>
+        <w:t xml:space="preserve"> är en vednedbrytare som växer på grova granlågor och ingår i en karaktäristisk association av vedsvampar knutna till urskogsartade barrskogar. Den har klassificerats som en “urskogsindikator” och är placerad i toppen av Skogsstyrelsens värdepyramid för bedömning av skog med höga naturvärden. Allt tyder på att rynkskinn är mycket känslig för skogliga ingrepp och lokalerna, som oftast har höga biologiska kvaliteter, bör lämnas till fri utveckling. Rynkskinn är typisk art för </w:t>
       </w:r>
       <w:r>
         <w:rPr>
@@ -136,7 +136,7 @@
         <w:t xml:space="preserve"> 9030 Landhöjningsskog</w:t>
       </w:r>
       <w:r>
-        <w:t xml:space="preserve"> (Nitare &amp; Skogsstyrelsen, 2019; SLU Artdatabanken, 2024).</w:t>
+        <w:t xml:space="preserve"> (Nitare &amp; Skogsstyrelsen, 2019; SLU Artdatabanken, 2026).</w:t>
       </w:r>
     </w:p>
     <w:p>
@@ -176,7 +176,34 @@
         <w:t>Ullticka (NT)</w:t>
       </w:r>
       <w:r>
-        <w:t xml:space="preserve"> är knuten till restbestånd av barrnaturskog och förekommer med ett tydligt optimum i orörda eller måttligt påverkade gamla granskogar där det föreligger viss kontinuitet av grov död ved. Ullticka är en bra signalart inom hela sitt utbredningsområde och i södra Sverige är den sällsynt och en god signalart för skyddsvärda granskogsmiljöer. Den hotas av avverkning och fragmentering av naturskog och äldre granskog med lång trädkontinuitet. Ullticka är typisk art för </w:t>
+        <w:t xml:space="preserve"> är knuten till restbestånd av barrnaturskog och förekommer med ett tydligt optimum i orörda eller måttligt påverkade gamla granskogar där det föreligger viss kontinuitet av grov död ved. Ullticka är en bra signalart inom hela sitt utbredningsområde och i södra Sverige är den sällsynt och en god signalart för skyddsvärda granskogsmiljöer. Den hotas av avverkning och fragmentering av naturskog och äldre granskog med lång trädkontinuitet. På ullticka kan ibland ulltickeporing (VU) påträffas - det är en sällsynt ticka som nyligen delats upp i de tre olika arterna ulltickeporing </w:t>
+      </w:r>
+      <w:r>
+        <w:rPr>
+          <w:i/>
+        </w:rPr>
+        <w:t xml:space="preserve">Skeletocutis brevispora </w:t>
+      </w:r>
+      <w:r>
+        <w:t>(VU)</w:t>
+      </w:r>
+      <w:r>
+        <w:rPr>
+          <w:i/>
+        </w:rPr>
+        <w:t>, Skeletocutis delicata</w:t>
+      </w:r>
+      <w:r>
+        <w:t xml:space="preserve"> (VU)</w:t>
+      </w:r>
+      <w:r>
+        <w:rPr>
+          <w:i/>
+        </w:rPr>
+        <w:t xml:space="preserve"> och Skeletocutis exilis</w:t>
+      </w:r>
+      <w:r>
+        <w:t xml:space="preserve"> (NT). Ullticka är typisk art för </w:t>
       </w:r>
       <w:r>
         <w:rPr>
@@ -194,25 +221,7 @@
         <w:t>9030 Landhöjningsskog</w:t>
       </w:r>
       <w:r>
-        <w:t xml:space="preserve">. På ullticka kan ibland ulltickeporing (VU) påträffas - det är en sällsynt ticka som nyligen delats upp i tre olika arter: </w:t>
-      </w:r>
-      <w:r>
-        <w:rPr>
-          <w:i/>
-        </w:rPr>
-        <w:t xml:space="preserve">Skeletocutis brevispora </w:t>
-      </w:r>
-      <w:r>
-        <w:t>(ulltickeporing)</w:t>
-      </w:r>
-      <w:r>
-        <w:rPr>
-          <w:i/>
-        </w:rPr>
-        <w:t>, Skeletocutis delicata och Skeletocutis exilis</w:t>
-      </w:r>
-      <w:r>
-        <w:t>. De två sistnämnda arterna står för närvarande (2020) som ej bedömda i rödlistan (SLU Artdatabanken, 2024; Nitare &amp; Skogsstyrelsen, 2019; Miettinen &amp; Niemelä, 2018).</w:t>
+        <w:t xml:space="preserve"> (SLU Artdatabanken, 2026; Nitare &amp; Skogsstyrelsen, 2019; Miettinen &amp; Niemelä, 2018).</w:t>
       </w:r>
     </w:p>
     <w:p>
@@ -953,7 +962,7 @@
     <w:r>
       <w:tab/>
       <w:tab/>
-      <w:t>2026-04-06</w:t>
+      <w:t>2026-04-07</w:t>
       <w:br/>
       <w:br/>
     </w:r>

--- a/tillsyn/A 44996-2025 tillsynsbegäran.docx
+++ b/tillsyn/A 44996-2025 tillsynsbegäran.docx
@@ -962,7 +962,7 @@
     <w:r>
       <w:tab/>
       <w:tab/>
-      <w:t>2026-04-07</w:t>
+      <w:t>2026-04-08</w:t>
       <w:br/>
       <w:br/>
     </w:r>

--- a/tillsyn/A 44996-2025 tillsynsbegäran.docx
+++ b/tillsyn/A 44996-2025 tillsynsbegäran.docx
@@ -962,7 +962,7 @@
     <w:r>
       <w:tab/>
       <w:tab/>
-      <w:t>2026-04-08</w:t>
+      <w:t>2026-04-09</w:t>
       <w:br/>
       <w:br/>
     </w:r>

--- a/tillsyn/A 44996-2025 tillsynsbegäran.docx
+++ b/tillsyn/A 44996-2025 tillsynsbegäran.docx
@@ -962,7 +962,7 @@
     <w:r>
       <w:tab/>
       <w:tab/>
-      <w:t>2026-04-09</w:t>
+      <w:t>2026-04-10</w:t>
       <w:br/>
       <w:br/>
     </w:r>

--- a/tillsyn/A 44996-2025 tillsynsbegäran.docx
+++ b/tillsyn/A 44996-2025 tillsynsbegäran.docx
@@ -962,7 +962,7 @@
     <w:r>
       <w:tab/>
       <w:tab/>
-      <w:t>2026-04-10</w:t>
+      <w:t>2026-04-11</w:t>
       <w:br/>
       <w:br/>
     </w:r>

--- a/tillsyn/A 44996-2025 tillsynsbegäran.docx
+++ b/tillsyn/A 44996-2025 tillsynsbegäran.docx
@@ -962,7 +962,7 @@
     <w:r>
       <w:tab/>
       <w:tab/>
-      <w:t>2026-04-11</w:t>
+      <w:t>2026-04-12</w:t>
       <w:br/>
       <w:br/>
     </w:r>

--- a/tillsyn/A 44996-2025 tillsynsbegäran.docx
+++ b/tillsyn/A 44996-2025 tillsynsbegäran.docx
@@ -962,7 +962,7 @@
     <w:r>
       <w:tab/>
       <w:tab/>
-      <w:t>2026-04-14</w:t>
+      <w:t>2026-04-15</w:t>
       <w:br/>
       <w:br/>
     </w:r>

--- a/tillsyn/A 44996-2025 tillsynsbegäran.docx
+++ b/tillsyn/A 44996-2025 tillsynsbegäran.docx
@@ -962,7 +962,7 @@
     <w:r>
       <w:tab/>
       <w:tab/>
-      <w:t>2026-04-15</w:t>
+      <w:t>2026-04-16</w:t>
       <w:br/>
       <w:br/>
     </w:r>

--- a/tillsyn/A 44996-2025 tillsynsbegäran.docx
+++ b/tillsyn/A 44996-2025 tillsynsbegäran.docx
@@ -962,7 +962,7 @@
     <w:r>
       <w:tab/>
       <w:tab/>
-      <w:t>2026-04-16</w:t>
+      <w:t>2026-04-17</w:t>
       <w:br/>
       <w:br/>
     </w:r>

--- a/tillsyn/A 44996-2025 tillsynsbegäran.docx
+++ b/tillsyn/A 44996-2025 tillsynsbegäran.docx
@@ -962,7 +962,7 @@
     <w:r>
       <w:tab/>
       <w:tab/>
-      <w:t>2026-04-17</w:t>
+      <w:t>2026-04-18</w:t>
       <w:br/>
       <w:br/>
     </w:r>

--- a/tillsyn/A 44996-2025 tillsynsbegäran.docx
+++ b/tillsyn/A 44996-2025 tillsynsbegäran.docx
@@ -962,7 +962,7 @@
     <w:r>
       <w:tab/>
       <w:tab/>
-      <w:t>2026-04-18</w:t>
+      <w:t>2026-04-19</w:t>
       <w:br/>
       <w:br/>
     </w:r>

--- a/tillsyn/A 44996-2025 tillsynsbegäran.docx
+++ b/tillsyn/A 44996-2025 tillsynsbegäran.docx
@@ -962,7 +962,7 @@
     <w:r>
       <w:tab/>
       <w:tab/>
-      <w:t>2026-04-19</w:t>
+      <w:t>2026-04-20</w:t>
       <w:br/>
       <w:br/>
     </w:r>

--- a/tillsyn/A 44996-2025 tillsynsbegäran.docx
+++ b/tillsyn/A 44996-2025 tillsynsbegäran.docx
@@ -962,7 +962,7 @@
     <w:r>
       <w:tab/>
       <w:tab/>
-      <w:t>2026-04-20</w:t>
+      <w:t>2026-04-21</w:t>
       <w:br/>
       <w:br/>
     </w:r>

--- a/tillsyn/A 44996-2025 tillsynsbegäran.docx
+++ b/tillsyn/A 44996-2025 tillsynsbegäran.docx
@@ -962,7 +962,7 @@
     <w:r>
       <w:tab/>
       <w:tab/>
-      <w:t>2026-04-21</w:t>
+      <w:t>2026-04-22</w:t>
       <w:br/>
       <w:br/>
     </w:r>

--- a/tillsyn/A 44996-2025 tillsynsbegäran.docx
+++ b/tillsyn/A 44996-2025 tillsynsbegäran.docx
@@ -962,7 +962,7 @@
     <w:r>
       <w:tab/>
       <w:tab/>
-      <w:t>2026-04-22</w:t>
+      <w:t>2026-04-23</w:t>
       <w:br/>
       <w:br/>
     </w:r>

--- a/tillsyn/A 44996-2025 tillsynsbegäran.docx
+++ b/tillsyn/A 44996-2025 tillsynsbegäran.docx
@@ -962,7 +962,7 @@
     <w:r>
       <w:tab/>
       <w:tab/>
-      <w:t>2026-04-23</w:t>
+      <w:t>2026-04-24</w:t>
       <w:br/>
       <w:br/>
     </w:r>

--- a/tillsyn/A 44996-2025 tillsynsbegäran.docx
+++ b/tillsyn/A 44996-2025 tillsynsbegäran.docx
@@ -962,7 +962,7 @@
     <w:r>
       <w:tab/>
       <w:tab/>
-      <w:t>2026-04-24</w:t>
+      <w:t>2026-04-25</w:t>
       <w:br/>
       <w:br/>
     </w:r>

--- a/tillsyn/A 44996-2025 tillsynsbegäran.docx
+++ b/tillsyn/A 44996-2025 tillsynsbegäran.docx
@@ -962,7 +962,7 @@
     <w:r>
       <w:tab/>
       <w:tab/>
-      <w:t>2026-04-25</w:t>
+      <w:t>2026-04-26</w:t>
       <w:br/>
       <w:br/>
     </w:r>

--- a/tillsyn/A 44996-2025 tillsynsbegäran.docx
+++ b/tillsyn/A 44996-2025 tillsynsbegäran.docx
@@ -962,7 +962,7 @@
     <w:r>
       <w:tab/>
       <w:tab/>
-      <w:t>2026-05-16</w:t>
+      <w:t>2026-05-17</w:t>
       <w:br/>
       <w:br/>
     </w:r>

--- a/tillsyn/A 44996-2025 tillsynsbegäran.docx
+++ b/tillsyn/A 44996-2025 tillsynsbegäran.docx
@@ -962,7 +962,7 @@
     <w:r>
       <w:tab/>
       <w:tab/>
-      <w:t>2026-05-17</w:t>
+      <w:t>2026-05-18</w:t>
       <w:br/>
       <w:br/>
     </w:r>

--- a/tillsyn/A 44996-2025 tillsynsbegäran.docx
+++ b/tillsyn/A 44996-2025 tillsynsbegäran.docx
@@ -962,7 +962,7 @@
     <w:r>
       <w:tab/>
       <w:tab/>
-      <w:t>2026-05-18</w:t>
+      <w:t>2026-05-19</w:t>
       <w:br/>
       <w:br/>
     </w:r>

--- a/tillsyn/A 44996-2025 tillsynsbegäran.docx
+++ b/tillsyn/A 44996-2025 tillsynsbegäran.docx
@@ -962,7 +962,7 @@
     <w:r>
       <w:tab/>
       <w:tab/>
-      <w:t>2026-05-19</w:t>
+      <w:t>2026-05-20</w:t>
       <w:br/>
       <w:br/>
     </w:r>

--- a/tillsyn/A 44996-2025 tillsynsbegäran.docx
+++ b/tillsyn/A 44996-2025 tillsynsbegäran.docx
@@ -962,7 +962,7 @@
     <w:r>
       <w:tab/>
       <w:tab/>
-      <w:t>2026-05-20</w:t>
+      <w:t>2026-05-21</w:t>
       <w:br/>
       <w:br/>
     </w:r>

--- a/tillsyn/A 44996-2025 tillsynsbegäran.docx
+++ b/tillsyn/A 44996-2025 tillsynsbegäran.docx
@@ -962,7 +962,7 @@
     <w:r>
       <w:tab/>
       <w:tab/>
-      <w:t>2026-05-21</w:t>
+      <w:t>2026-05-22</w:t>
       <w:br/>
       <w:br/>
     </w:r>

--- a/tillsyn/A 44996-2025 tillsynsbegäran.docx
+++ b/tillsyn/A 44996-2025 tillsynsbegäran.docx
@@ -962,7 +962,7 @@
     <w:r>
       <w:tab/>
       <w:tab/>
-      <w:t>2026-05-22</w:t>
+      <w:t>2026-05-23</w:t>
       <w:br/>
       <w:br/>
     </w:r>

--- a/tillsyn/A 44996-2025 tillsynsbegäran.docx
+++ b/tillsyn/A 44996-2025 tillsynsbegäran.docx
@@ -962,7 +962,7 @@
     <w:r>
       <w:tab/>
       <w:tab/>
-      <w:t>2026-05-23</w:t>
+      <w:t>2026-05-24</w:t>
       <w:br/>
       <w:br/>
     </w:r>

--- a/tillsyn/A 44996-2025 tillsynsbegäran.docx
+++ b/tillsyn/A 44996-2025 tillsynsbegäran.docx
@@ -962,7 +962,7 @@
     <w:r>
       <w:tab/>
       <w:tab/>
-      <w:t>2026-05-24</w:t>
+      <w:t>2026-05-25</w:t>
       <w:br/>
       <w:br/>
     </w:r>

--- a/tillsyn/A 44996-2025 tillsynsbegäran.docx
+++ b/tillsyn/A 44996-2025 tillsynsbegäran.docx
@@ -962,7 +962,7 @@
     <w:r>
       <w:tab/>
       <w:tab/>
-      <w:t>2026-05-25</w:t>
+      <w:t>2026-05-26</w:t>
       <w:br/>
       <w:br/>
     </w:r>

--- a/tillsyn/A 44996-2025 tillsynsbegäran.docx
+++ b/tillsyn/A 44996-2025 tillsynsbegäran.docx
@@ -962,7 +962,7 @@
     <w:r>
       <w:tab/>
       <w:tab/>
-      <w:t>2026-05-26</w:t>
+      <w:t>2026-05-27</w:t>
       <w:br/>
       <w:br/>
     </w:r>

--- a/tillsyn/A 44996-2025 tillsynsbegäran.docx
+++ b/tillsyn/A 44996-2025 tillsynsbegäran.docx
@@ -962,7 +962,7 @@
     <w:r>
       <w:tab/>
       <w:tab/>
-      <w:t>2026-05-27</w:t>
+      <w:t>2026-05-28</w:t>
       <w:br/>
       <w:br/>
     </w:r>
